--- a/Desarrollo/Sistema de Control de Peso (SISCOP)/Analisis/Requisitos/SISCOP-LR.docx
+++ b/Desarrollo/Sistema de Control de Peso (SISCOP)/Analisis/Requisitos/SISCOP-LR.docx
@@ -66,7 +66,7 @@
           <wp:inline distB="114300" distT="114300" distL="114300" distR="114300">
             <wp:extent cx="447675" cy="57150"/>
             <wp:effectExtent b="0" l="0" r="0" t="0"/>
-            <wp:docPr descr="línea corta" id="1" name="image1.png"/>
+            <wp:docPr descr="línea corta" id="2" name="image1.png"/>
             <a:graphic>
               <a:graphicData uri="http://schemas.openxmlformats.org/drawingml/2006/picture">
                 <pic:pic>
@@ -156,7 +156,7 @@
           <w:szCs w:val="32"/>
           <w:rtl w:val="0"/>
         </w:rPr>
-        <w:t xml:space="preserve">Ccahuana Quiñonez Judith </w:t>
+        <w:t xml:space="preserve">Ccahuana Quiñones Judith </w:t>
       </w:r>
     </w:p>
     <w:p>
@@ -1235,7 +1235,7 @@
     </w:p>
     <w:sdt>
       <w:sdtPr>
-        <w:id w:val="569376144"/>
+        <w:id w:val="-1897888151"/>
         <w:docPartObj>
           <w:docPartGallery w:val="Table of Contents"/>
           <w:docPartUnique w:val="1"/>
@@ -2156,7 +2156,7 @@
         <w:rPr>
           <w:rtl w:val="0"/>
         </w:rPr>
-        <w:t xml:space="preserve">La gestión de pacientes constituye el núcleo operativo del sistema, debido a que la historia clínica y las evaluaciones nutricionales dependen de la existencia previa de un paciente registrado. Primero se implementa el registro, luego la consulta para permitir búsquedas rápidas, y finalmente la actualización para mantener la información vigente y consistente.</w:t>
+        <w:t xml:space="preserve">La gestión de pacientes constituye el núcleo operativo del sistema, debido a que la historia clínica y las evaluaciones nutricionales dependen de la existencia previa de un paciente registrado. Primero se implementa el registro, luego la consulta para permitir búsquedas rápidas, y finalmente la actualización para mantener la información consistente.</w:t>
       </w:r>
     </w:p>
     <w:p>
@@ -2367,7 +2367,7 @@
         <w:rPr>
           <w:rtl w:val="0"/>
         </w:rPr>
-        <w:t xml:space="preserve">Este módulo representa la funcionalidad principal del sistema nutricional. El registro de evaluaciones debe implementarse primero porque genera los datos clínicos necesarios para las demás operaciones. Posteriormente se desarrolla la edición de registros, que depende de evaluaciones existentes, y finalmente la gráfica de evolución, ya que requiere información histórica acumulada para mostrar tendencias del paciente.</w:t>
+        <w:t xml:space="preserve">Este módulo representa la funcionalidad principal del sistema nutricional. El registro de evaluaciones debe implementarse primero porque genera los datos clínicos necesarios para las demás operaciones. Posteriormente se desarrolla la edición de registros, que depende de evaluaciones existentes, y finalmente la gráfica de evolución, ya que requiere información histórica acumulada para mostrar estadísticas del paciente.</w:t>
       </w:r>
     </w:p>
     <w:p>
@@ -2472,12 +2472,128 @@
       </w:r>
     </w:p>
     <w:sectPr>
+      <w:headerReference r:id="rId7" w:type="default"/>
+      <w:footerReference r:id="rId8" w:type="default"/>
       <w:pgSz w:h="16834" w:w="11909" w:orient="portrait"/>
       <w:pgMar w:bottom="1440" w:top="1440" w:left="1440" w:right="1440" w:header="720" w:footer="720"/>
       <w:pgNumType w:start="1"/>
     </w:sectPr>
   </w:body>
 </w:document>
+</file>
+
+<file path=word/footer1.xml><?xml version="1.0" encoding="utf-8"?>
+<w:ftr xmlns:mc="http://schemas.openxmlformats.org/markup-compatibility/2006" xmlns:o="urn:schemas-microsoft-com:office:office" xmlns:r="http://schemas.openxmlformats.org/officeDocument/2006/relationships" xmlns:m="http://schemas.openxmlformats.org/officeDocument/2006/math" xmlns:v="urn:schemas-microsoft-com:vml" xmlns:wp="http://schemas.openxmlformats.org/drawingml/2006/wordprocessingDrawing" xmlns:w10="urn:schemas-microsoft-com:office:word" xmlns:w="http://schemas.openxmlformats.org/wordprocessingml/2006/main" xmlns:wne="http://schemas.microsoft.com/office/word/2006/wordml" xmlns:sl="http://schemas.openxmlformats.org/schemaLibrary/2006/main" xmlns:a="http://schemas.openxmlformats.org/drawingml/2006/main" xmlns:pic="http://schemas.openxmlformats.org/drawingml/2006/picture" xmlns:c="http://schemas.openxmlformats.org/drawingml/2006/chart" xmlns:lc="http://schemas.openxmlformats.org/drawingml/2006/lockedCanvas" xmlns:dgm="http://schemas.openxmlformats.org/drawingml/2006/diagram" xmlns:wps="http://schemas.microsoft.com/office/word/2010/wordprocessingShape" xmlns:wpg="http://schemas.microsoft.com/office/word/2010/wordprocessingGroup" xmlns:w14="http://schemas.microsoft.com/office/word/2010/wordml" xmlns:w15="http://schemas.microsoft.com/office/word/2012/wordml" xmlns:w16="http://schemas.microsoft.com/office/word/2018/wordml" xmlns:w16cex="http://schemas.microsoft.com/office/word/2018/wordml/cex" xmlns:w16cid="http://schemas.microsoft.com/office/word/2016/wordml/cid" xmlns="http://schemas.microsoft.com/office/tasks/2019/documenttasks" xmlns:cr="http://schemas.microsoft.com/office/comments/2020/reactions">
+  <w:p>
+    <w:pPr>
+      <w:rPr/>
+    </w:pPr>
+    <w:r>
+      <w:rPr>
+        <w:rtl w:val="0"/>
+      </w:rPr>
+    </w:r>
+    <w:r>
+      <w:drawing>
+        <wp:anchor allowOverlap="1" behindDoc="1" distB="0" distT="0" distL="0" distR="0" hidden="0" layoutInCell="1" locked="0" relativeHeight="0" simplePos="0">
+          <wp:simplePos x="0" y="0"/>
+          <wp:positionH relativeFrom="column">
+            <wp:posOffset>-1023937</wp:posOffset>
+          </wp:positionH>
+          <wp:positionV relativeFrom="paragraph">
+            <wp:posOffset>400050</wp:posOffset>
+          </wp:positionV>
+          <wp:extent cx="7781925" cy="409575"/>
+          <wp:effectExtent b="0" l="0" r="0" t="0"/>
+          <wp:wrapNone/>
+          <wp:docPr descr="pie de página" id="1" name="image2.png"/>
+          <a:graphic>
+            <a:graphicData uri="http://schemas.openxmlformats.org/drawingml/2006/picture">
+              <pic:pic>
+                <pic:nvPicPr>
+                  <pic:cNvPr descr="pie de página" id="0" name="image2.png"/>
+                  <pic:cNvPicPr preferRelativeResize="0"/>
+                </pic:nvPicPr>
+                <pic:blipFill>
+                  <a:blip r:embed="rId1"/>
+                  <a:srcRect b="11628" l="0" r="0" t="-11628"/>
+                  <a:stretch>
+                    <a:fillRect/>
+                  </a:stretch>
+                </pic:blipFill>
+                <pic:spPr>
+                  <a:xfrm>
+                    <a:off x="0" y="0"/>
+                    <a:ext cx="7781925" cy="409575"/>
+                  </a:xfrm>
+                  <a:prstGeom prst="rect"/>
+                  <a:ln/>
+                </pic:spPr>
+              </pic:pic>
+            </a:graphicData>
+          </a:graphic>
+        </wp:anchor>
+      </w:drawing>
+    </w:r>
+  </w:p>
+</w:ftr>
+</file>
+
+<file path=word/header1.xml><?xml version="1.0" encoding="utf-8"?>
+<w:hdr xmlns:mc="http://schemas.openxmlformats.org/markup-compatibility/2006" xmlns:o="urn:schemas-microsoft-com:office:office" xmlns:r="http://schemas.openxmlformats.org/officeDocument/2006/relationships" xmlns:m="http://schemas.openxmlformats.org/officeDocument/2006/math" xmlns:v="urn:schemas-microsoft-com:vml" xmlns:wp="http://schemas.openxmlformats.org/drawingml/2006/wordprocessingDrawing" xmlns:w10="urn:schemas-microsoft-com:office:word" xmlns:w="http://schemas.openxmlformats.org/wordprocessingml/2006/main" xmlns:wne="http://schemas.microsoft.com/office/word/2006/wordml" xmlns:sl="http://schemas.openxmlformats.org/schemaLibrary/2006/main" xmlns:a="http://schemas.openxmlformats.org/drawingml/2006/main" xmlns:pic="http://schemas.openxmlformats.org/drawingml/2006/picture" xmlns:c="http://schemas.openxmlformats.org/drawingml/2006/chart" xmlns:lc="http://schemas.openxmlformats.org/drawingml/2006/lockedCanvas" xmlns:dgm="http://schemas.openxmlformats.org/drawingml/2006/diagram" xmlns:wps="http://schemas.microsoft.com/office/word/2010/wordprocessingShape" xmlns:wpg="http://schemas.microsoft.com/office/word/2010/wordprocessingGroup" xmlns:w14="http://schemas.microsoft.com/office/word/2010/wordml" xmlns:w15="http://schemas.microsoft.com/office/word/2012/wordml" xmlns:w16="http://schemas.microsoft.com/office/word/2018/wordml" xmlns:w16cex="http://schemas.microsoft.com/office/word/2018/wordml/cex" xmlns:w16cid="http://schemas.microsoft.com/office/word/2016/wordml/cid" xmlns="http://schemas.microsoft.com/office/tasks/2019/documenttasks" xmlns:cr="http://schemas.microsoft.com/office/comments/2020/reactions">
+  <w:p>
+    <w:pPr>
+      <w:rPr/>
+    </w:pPr>
+    <w:r>
+      <w:rPr>
+        <w:rtl w:val="0"/>
+      </w:rPr>
+    </w:r>
+    <w:r>
+      <w:drawing>
+        <wp:anchor allowOverlap="1" behindDoc="1" distB="0" distT="0" distL="0" distR="0" hidden="0" layoutInCell="1" locked="0" relativeHeight="0" simplePos="0">
+          <wp:simplePos x="0" y="0"/>
+          <wp:positionH relativeFrom="column">
+            <wp:posOffset>-1534949</wp:posOffset>
+          </wp:positionH>
+          <wp:positionV relativeFrom="paragraph">
+            <wp:posOffset>-447674</wp:posOffset>
+          </wp:positionV>
+          <wp:extent cx="8801100" cy="223838"/>
+          <wp:effectExtent b="0" l="0" r="0" t="0"/>
+          <wp:wrapNone/>
+          <wp:docPr descr="línea horizontal" id="3" name="image2.png"/>
+          <a:graphic>
+            <a:graphicData uri="http://schemas.openxmlformats.org/drawingml/2006/picture">
+              <pic:pic>
+                <pic:nvPicPr>
+                  <pic:cNvPr descr="línea horizontal" id="0" name="image2.png"/>
+                  <pic:cNvPicPr preferRelativeResize="0"/>
+                </pic:nvPicPr>
+                <pic:blipFill>
+                  <a:blip r:embed="rId1"/>
+                  <a:srcRect b="0" l="0" r="0" t="0"/>
+                  <a:stretch>
+                    <a:fillRect/>
+                  </a:stretch>
+                </pic:blipFill>
+                <pic:spPr>
+                  <a:xfrm>
+                    <a:off x="0" y="0"/>
+                    <a:ext cx="8801100" cy="223838"/>
+                  </a:xfrm>
+                  <a:prstGeom prst="rect"/>
+                  <a:ln/>
+                </pic:spPr>
+              </pic:pic>
+            </a:graphicData>
+          </a:graphic>
+        </wp:anchor>
+      </w:drawing>
+    </w:r>
+  </w:p>
+</w:hdr>
 </file>
 
 <file path=word/numbering.xml><?xml version="1.0" encoding="utf-8"?>
